--- a/task7/report_07.docx
+++ b/task7/report_07.docx
@@ -27,9 +27,17 @@
           <w:bCs/>
           <w:sz w:val="36"/>
           <w:szCs w:val="36"/>
-          <w:lang w:val="en-US"/>
-        </w:rPr>
-        <w:t>#1</w:t>
+        </w:rPr>
+        <w:t>#</w:t>
+      </w:r>
+      <w:r>
+        <w:rPr>
+          <w:b/>
+          <w:bCs/>
+          <w:sz w:val="36"/>
+          <w:szCs w:val="36"/>
+        </w:rPr>
+        <w:t>7</w:t>
       </w:r>
     </w:p>
     <w:p>
@@ -49,25 +57,7 @@
           <w:sz w:val="32"/>
           <w:szCs w:val="32"/>
         </w:rPr>
-        <w:t>«</w:t>
-      </w:r>
-      <w:r>
-        <w:rPr>
-          <w:b/>
-          <w:bCs/>
-          <w:sz w:val="32"/>
-          <w:szCs w:val="32"/>
-        </w:rPr>
-        <w:t>Измерение производительности компьютера на стандартных операциях</w:t>
-      </w:r>
-      <w:r>
-        <w:rPr>
-          <w:b/>
-          <w:bCs/>
-          <w:sz w:val="32"/>
-          <w:szCs w:val="32"/>
-        </w:rPr>
-        <w:t>»</w:t>
+        <w:t>«»</w:t>
       </w:r>
     </w:p>
     <w:p>
@@ -79,156 +69,88 @@
         <w:t>Цель:</w:t>
       </w:r>
       <w:r>
-        <w:t xml:space="preserve"> н</w:t>
+        <w:t xml:space="preserve"> </w:t>
+      </w:r>
+    </w:p>
+    <w:p>
+      <w:pPr>
+        <w:rPr>
+          <w:lang w:val="en-US"/>
+        </w:rPr>
+      </w:pPr>
+      <w:r>
+        <w:drawing>
+          <wp:inline distT="0" distB="0" distL="0" distR="0" wp14:anchorId="6A731112" wp14:editId="6CFC9F4D">
+            <wp:extent cx="5731510" cy="2148840"/>
+            <wp:effectExtent l="0" t="0" r="2540" b="3810"/>
+            <wp:docPr id="471711684" name="Рисунок 1"/>
+            <wp:cNvGraphicFramePr>
+              <a:graphicFrameLocks xmlns:a="http://schemas.openxmlformats.org/drawingml/2006/main" noChangeAspect="1"/>
+            </wp:cNvGraphicFramePr>
+            <a:graphic xmlns:a="http://schemas.openxmlformats.org/drawingml/2006/main">
+              <a:graphicData uri="http://schemas.openxmlformats.org/drawingml/2006/picture">
+                <pic:pic xmlns:pic="http://schemas.openxmlformats.org/drawingml/2006/picture">
+                  <pic:nvPicPr>
+                    <pic:cNvPr id="471711684" name=""/>
+                    <pic:cNvPicPr/>
+                  </pic:nvPicPr>
+                  <pic:blipFill>
+                    <a:blip r:embed="rId7"/>
+                    <a:stretch>
+                      <a:fillRect/>
+                    </a:stretch>
+                  </pic:blipFill>
+                  <pic:spPr>
+                    <a:xfrm>
+                      <a:off x="0" y="0"/>
+                      <a:ext cx="5731510" cy="2148840"/>
+                    </a:xfrm>
+                    <a:prstGeom prst="rect">
+                      <a:avLst/>
+                    </a:prstGeom>
+                  </pic:spPr>
+                </pic:pic>
+              </a:graphicData>
+            </a:graphic>
+          </wp:inline>
+        </w:drawing>
+      </w:r>
+    </w:p>
+    <w:p>
+      <w:pPr>
+        <w:rPr>
+          <w:b/>
+          <w:bCs/>
+          <w:lang w:val="en-US"/>
+        </w:rPr>
+      </w:pPr>
+      <w:r>
+        <w:rPr>
+          <w:b/>
+          <w:bCs/>
+        </w:rPr>
+        <w:t>Текст</w:t>
       </w:r>
       <w:r>
-        <w:t>а основе примера ex02b.c измерить производительность</w:t>
-      </w:r>
-      <w:r>
+        <w:rPr>
+          <w:b/>
+          <w:bCs/>
+          <w:lang w:val="en-US"/>
+        </w:rPr>
         <w:t xml:space="preserve"> </w:t>
       </w:r>
       <w:r>
-        <w:t>персонального компьютера и учебного</w:t>
-      </w:r>
-      <w:r>
-        <w:t xml:space="preserve"> </w:t>
-      </w:r>
-      <w:r>
-        <w:t>сервера класса на операциях следующих типов:</w:t>
-      </w:r>
-      <w:r>
-        <w:t xml:space="preserve"> </w:t>
-      </w:r>
-      <w:r>
-        <w:t>сложение,</w:t>
-      </w:r>
-      <w:r>
-        <w:t xml:space="preserve"> </w:t>
-      </w:r>
-      <w:r>
-        <w:t>вычитание,</w:t>
-      </w:r>
-      <w:r>
-        <w:t xml:space="preserve"> </w:t>
-      </w:r>
-      <w:r>
-        <w:t>умножение,</w:t>
-      </w:r>
-      <w:r>
-        <w:t xml:space="preserve"> </w:t>
-      </w:r>
-      <w:r>
-        <w:t>деление,</w:t>
-      </w:r>
-      <w:r>
-        <w:t xml:space="preserve"> </w:t>
-      </w:r>
-      <w:r>
-        <w:t>возведение в степень (</w:t>
-      </w:r>
-      <w:proofErr w:type="spellStart"/>
-      <w:r>
-        <w:t>paw</w:t>
-      </w:r>
-      <w:proofErr w:type="spellEnd"/>
-      <w:r>
-        <w:t>),</w:t>
-      </w:r>
-      <w:r>
-        <w:t xml:space="preserve"> </w:t>
-      </w:r>
-      <w:r>
-        <w:t xml:space="preserve">а также на вычислениях функций математической библиотеки – </w:t>
-      </w:r>
-      <w:proofErr w:type="spellStart"/>
-      <w:r>
-        <w:t>exp</w:t>
-      </w:r>
-      <w:proofErr w:type="spellEnd"/>
-      <w:r>
-        <w:t xml:space="preserve">, </w:t>
-      </w:r>
-      <w:proofErr w:type="spellStart"/>
-      <w:r>
-        <w:t>log</w:t>
-      </w:r>
-      <w:proofErr w:type="spellEnd"/>
-      <w:r>
-        <w:t xml:space="preserve">, </w:t>
-      </w:r>
-      <w:proofErr w:type="spellStart"/>
-      <w:r>
-        <w:t>sin</w:t>
-      </w:r>
-      <w:proofErr w:type="spellEnd"/>
-      <w:r>
-        <w:t>.</w:t>
-      </w:r>
-    </w:p>
-    <w:p>
-      <w:pPr>
         <w:rPr>
           <w:b/>
           <w:bCs/>
         </w:rPr>
-      </w:pPr>
-      <w:r>
-        <w:rPr>
-          <w:b/>
-          <w:bCs/>
-        </w:rPr>
-        <w:t>Текст программы:</w:t>
+        <w:t>программы</w:t>
       </w:r>
-    </w:p>
-    <w:p>
-      <w:pPr>
-        <w:pStyle w:val="af0"/>
-        <w:rPr>
-          <w:lang w:val="en-US"/>
-        </w:rPr>
-      </w:pPr>
-      <w:r>
-        <w:rPr>
-          <w:lang w:val="en-US"/>
-        </w:rPr>
-        <w:t>123</w:t>
-      </w:r>
-    </w:p>
-    <w:p>
-      <w:pPr>
-        <w:pStyle w:val="af0"/>
-        <w:rPr>
-          <w:lang w:val="en-US"/>
-        </w:rPr>
-      </w:pPr>
-    </w:p>
-    <w:p>
-      <w:pPr>
-        <w:pStyle w:val="af0"/>
-        <w:rPr>
-          <w:lang w:val="en-US"/>
-        </w:rPr>
-      </w:pPr>
-    </w:p>
-    <w:p>
-      <w:pPr>
-        <w:rPr>
-          <w:b/>
-          <w:bCs/>
-        </w:rPr>
-      </w:pPr>
       <w:r>
         <w:rPr>
           <w:b/>
           <w:bCs/>
           <w:lang w:val="en-US"/>
-        </w:rPr>
-        <w:t>Output</w:t>
-      </w:r>
-      <w:r>
-        <w:rPr>
-          <w:b/>
-          <w:bCs/>
         </w:rPr>
         <w:t>:</w:t>
       </w:r>
@@ -240,11 +162,28 @@
           <w:lang w:val="en-US"/>
         </w:rPr>
       </w:pPr>
+    </w:p>
+    <w:p>
+      <w:pPr>
+        <w:rPr>
+          <w:b/>
+          <w:bCs/>
+        </w:rPr>
+      </w:pPr>
       <w:r>
         <w:rPr>
+          <w:b/>
+          <w:bCs/>
           <w:lang w:val="en-US"/>
         </w:rPr>
-        <w:t>123</w:t>
+        <w:t>Output</w:t>
+      </w:r>
+      <w:r>
+        <w:rPr>
+          <w:b/>
+          <w:bCs/>
+        </w:rPr>
+        <w:t>:</w:t>
       </w:r>
     </w:p>
     <w:p>
@@ -257,19 +196,10 @@
     </w:p>
     <w:p>
       <w:pPr>
-        <w:pStyle w:val="af0"/>
-      </w:pPr>
-    </w:p>
-    <w:p>
-      <w:pPr>
-        <w:pStyle w:val="af0"/>
-      </w:pPr>
-    </w:p>
-    <w:p>
-      <w:pPr>
         <w:rPr>
           <w:b/>
           <w:bCs/>
+          <w:lang w:val="en-US"/>
         </w:rPr>
       </w:pPr>
       <w:r>
@@ -282,6 +212,18 @@
     </w:p>
     <w:p>
       <w:pPr>
+        <w:pStyle w:val="a7"/>
+        <w:numPr>
+          <w:ilvl w:val="0"/>
+          <w:numId w:val="1"/>
+        </w:numPr>
+        <w:rPr>
+          <w:lang w:val="en-US"/>
+        </w:rPr>
+      </w:pPr>
+    </w:p>
+    <w:p>
+      <w:pPr>
         <w:rPr>
           <w:b/>
           <w:bCs/>
@@ -289,7 +231,7 @@
       </w:pPr>
     </w:p>
     <w:sectPr>
-      <w:headerReference w:type="default" r:id="rId6"/>
+      <w:headerReference w:type="default" r:id="rId8"/>
       <w:pgSz w:w="11906" w:h="16838"/>
       <w:pgMar w:top="1440" w:right="1440" w:bottom="1440" w:left="1440" w:header="708" w:footer="708" w:gutter="0"/>
       <w:cols w:space="708"/>
@@ -369,6 +311,103 @@
     </w:r>
   </w:p>
 </w:hdr>
+</file>
+
+<file path=word/numbering.xml><?xml version="1.0" encoding="utf-8"?>
+<w:numbering xmlns:wpc="http://schemas.microsoft.com/office/word/2010/wordprocessingCanvas" xmlns:cx="http://schemas.microsoft.com/office/drawing/2014/chartex" xmlns:cx1="http://schemas.microsoft.com/office/drawing/2015/9/8/chartex" xmlns:cx2="http://schemas.microsoft.com/office/drawing/2015/10/21/chartex" xmlns:cx3="http://schemas.microsoft.com/office/drawing/2016/5/9/chartex" xmlns:cx4="http://schemas.microsoft.com/office/drawing/2016/5/10/chartex" xmlns:cx5="http://schemas.microsoft.com/office/drawing/2016/5/11/chartex" xmlns:cx6="http://schemas.microsoft.com/office/drawing/2016/5/12/chartex" xmlns:cx7="http://schemas.microsoft.com/office/drawing/2016/5/13/chartex" xmlns:cx8="http://schemas.microsoft.com/office/drawing/2016/5/14/chartex" xmlns:mc="http://schemas.openxmlformats.org/markup-compatibility/2006" xmlns:aink="http://schemas.microsoft.com/office/drawing/2016/ink" xmlns:am3d="http://schemas.microsoft.com/office/drawing/2017/model3d" xmlns:o="urn:schemas-microsoft-com:office:office" xmlns:oel="http://schemas.microsoft.com/office/2019/extlst" xmlns:r="http://schemas.openxmlformats.org/officeDocument/2006/relationships" xmlns:m="http://schemas.openxmlformats.org/officeDocument/2006/math" xmlns:v="urn:schemas-microsoft-com:vml" xmlns:wp14="http://schemas.microsoft.com/office/word/2010/wordprocessingDrawing" xmlns:wp="http://schemas.openxmlformats.org/drawingml/2006/wordprocessingDrawing" xmlns:w10="urn:schemas-microsoft-com:office:word" xmlns:w="http://schemas.openxmlformats.org/wordprocessingml/2006/main" xmlns:w14="http://schemas.microsoft.com/office/word/2010/wordml" xmlns:w15="http://schemas.microsoft.com/office/word/2012/wordml" xmlns:w16cex="http://schemas.microsoft.com/office/word/2018/wordml/cex" xmlns:w16cid="http://schemas.microsoft.com/office/word/2016/wordml/cid" xmlns:w16="http://schemas.microsoft.com/office/word/2018/wordml" xmlns:w16du="http://schemas.microsoft.com/office/word/2023/wordml/word16du" xmlns:w16sdtdh="http://schemas.microsoft.com/office/word/2020/wordml/sdtdatahash" xmlns:w16sdtfl="http://schemas.microsoft.com/office/word/2024/wordml/sdtformatlock" xmlns:w16se="http://schemas.microsoft.com/office/word/2015/wordml/symex" xmlns:wpg="http://schemas.microsoft.com/office/word/2010/wordprocessingGroup" xmlns:wpi="http://schemas.microsoft.com/office/word/2010/wordprocessingInk" xmlns:wne="http://schemas.microsoft.com/office/word/2006/wordml" xmlns:wps="http://schemas.microsoft.com/office/word/2010/wordprocessingShape" mc:Ignorable="w14 w15 w16se w16cid w16 w16cex w16sdtdh w16sdtfl w16du wp14">
+  <w:abstractNum w:abstractNumId="0" w15:restartNumberingAfterBreak="0">
+    <w:nsid w:val="60197875"/>
+    <w:multiLevelType w:val="hybridMultilevel"/>
+    <w:tmpl w:val="68A62A06"/>
+    <w:lvl w:ilvl="0" w:tplc="04190011">
+      <w:start w:val="1"/>
+      <w:numFmt w:val="decimal"/>
+      <w:lvlText w:val="%1)"/>
+      <w:lvlJc w:val="left"/>
+      <w:pPr>
+        <w:ind w:left="720" w:hanging="360"/>
+      </w:pPr>
+      <w:rPr>
+        <w:rFonts w:hint="default"/>
+      </w:rPr>
+    </w:lvl>
+    <w:lvl w:ilvl="1" w:tplc="04190019" w:tentative="1">
+      <w:start w:val="1"/>
+      <w:numFmt w:val="lowerLetter"/>
+      <w:lvlText w:val="%2."/>
+      <w:lvlJc w:val="left"/>
+      <w:pPr>
+        <w:ind w:left="1440" w:hanging="360"/>
+      </w:pPr>
+    </w:lvl>
+    <w:lvl w:ilvl="2" w:tplc="0419001B" w:tentative="1">
+      <w:start w:val="1"/>
+      <w:numFmt w:val="lowerRoman"/>
+      <w:lvlText w:val="%3."/>
+      <w:lvlJc w:val="right"/>
+      <w:pPr>
+        <w:ind w:left="2160" w:hanging="180"/>
+      </w:pPr>
+    </w:lvl>
+    <w:lvl w:ilvl="3" w:tplc="0419000F" w:tentative="1">
+      <w:start w:val="1"/>
+      <w:numFmt w:val="decimal"/>
+      <w:lvlText w:val="%4."/>
+      <w:lvlJc w:val="left"/>
+      <w:pPr>
+        <w:ind w:left="2880" w:hanging="360"/>
+      </w:pPr>
+    </w:lvl>
+    <w:lvl w:ilvl="4" w:tplc="04190019" w:tentative="1">
+      <w:start w:val="1"/>
+      <w:numFmt w:val="lowerLetter"/>
+      <w:lvlText w:val="%5."/>
+      <w:lvlJc w:val="left"/>
+      <w:pPr>
+        <w:ind w:left="3600" w:hanging="360"/>
+      </w:pPr>
+    </w:lvl>
+    <w:lvl w:ilvl="5" w:tplc="0419001B" w:tentative="1">
+      <w:start w:val="1"/>
+      <w:numFmt w:val="lowerRoman"/>
+      <w:lvlText w:val="%6."/>
+      <w:lvlJc w:val="right"/>
+      <w:pPr>
+        <w:ind w:left="4320" w:hanging="180"/>
+      </w:pPr>
+    </w:lvl>
+    <w:lvl w:ilvl="6" w:tplc="0419000F" w:tentative="1">
+      <w:start w:val="1"/>
+      <w:numFmt w:val="decimal"/>
+      <w:lvlText w:val="%7."/>
+      <w:lvlJc w:val="left"/>
+      <w:pPr>
+        <w:ind w:left="5040" w:hanging="360"/>
+      </w:pPr>
+    </w:lvl>
+    <w:lvl w:ilvl="7" w:tplc="04190019" w:tentative="1">
+      <w:start w:val="1"/>
+      <w:numFmt w:val="lowerLetter"/>
+      <w:lvlText w:val="%8."/>
+      <w:lvlJc w:val="left"/>
+      <w:pPr>
+        <w:ind w:left="5760" w:hanging="360"/>
+      </w:pPr>
+    </w:lvl>
+    <w:lvl w:ilvl="8" w:tplc="0419001B" w:tentative="1">
+      <w:start w:val="1"/>
+      <w:numFmt w:val="lowerRoman"/>
+      <w:lvlText w:val="%9."/>
+      <w:lvlJc w:val="right"/>
+      <w:pPr>
+        <w:ind w:left="6480" w:hanging="180"/>
+      </w:pPr>
+    </w:lvl>
+  </w:abstractNum>
+  <w:num w:numId="1" w16cid:durableId="1944218628">
+    <w:abstractNumId w:val="0"/>
+  </w:num>
+</w:numbering>
 </file>
 
 <file path=word/styles.xml><?xml version="1.0" encoding="utf-8"?>
@@ -974,6 +1013,7 @@
   <w:style w:type="character" w:default="1" w:styleId="a0">
     <w:name w:val="Default Paragraph Font"/>
     <w:uiPriority w:val="1"/>
+    <w:semiHidden/>
     <w:unhideWhenUsed/>
   </w:style>
   <w:style w:type="table" w:default="1" w:styleId="a1">
